--- a/materials/07_研修コースカタログ.docx
+++ b/materials/07_研修コースカタログ.docx
@@ -9,7 +9,7 @@
           <w:b/>
           <w:sz w:val="30"/>
         </w:rPr>
-        <w:t>ELIソリューションズ 研修コースカタログ（DX・データ活用分野 抜粋）</w:t>
+        <w:t>ELIソリューションズ 研修コースカタログ（生成AI・営業分野 抜粋）</w:t>
       </w:r>
     </w:p>
     <w:p>
@@ -36,7 +36,7 @@
       <w:tr>
         <w:tc>
           <w:tcPr>
-            <w:tcW w:type="dxa" w:w="2551"/>
+            <w:tcW w:type="dxa" w:w="2721"/>
             <w:shd w:val="clear" w:color="auto" w:fill="DCE9F5"/>
           </w:tcPr>
           <w:p>
@@ -70,7 +70,7 @@
         </w:tc>
         <w:tc>
           <w:tcPr>
-            <w:tcW w:type="dxa" w:w="5669"/>
+            <w:tcW w:type="dxa" w:w="5499"/>
             <w:shd w:val="clear" w:color="auto" w:fill="DCE9F5"/>
           </w:tcPr>
           <w:p>
@@ -89,57 +89,7 @@
       <w:tr>
         <w:tc>
           <w:tcPr>
-            <w:tcW w:type="dxa" w:w="2551"/>
-          </w:tcPr>
-          <w:p>
-            <w:r/>
-            <w:r>
-              <w:rPr>
-                <w:rFonts w:ascii="Yu Gothic" w:hAnsi="Yu Gothic" w:eastAsia="游ゴシック"/>
-                <w:b w:val="0"/>
-                <w:sz w:val="19"/>
-              </w:rPr>
-              <w:t>DX基礎</w:t>
-            </w:r>
-          </w:p>
-        </w:tc>
-        <w:tc>
-          <w:tcPr>
-            <w:tcW w:type="dxa" w:w="1247"/>
-          </w:tcPr>
-          <w:p>
-            <w:r/>
-            <w:r>
-              <w:rPr>
-                <w:rFonts w:ascii="Yu Gothic" w:hAnsi="Yu Gothic" w:eastAsia="游ゴシック"/>
-                <w:b w:val="0"/>
-                <w:sz w:val="19"/>
-              </w:rPr>
-              <w:t>1日</w:t>
-            </w:r>
-          </w:p>
-        </w:tc>
-        <w:tc>
-          <w:tcPr>
-            <w:tcW w:type="dxa" w:w="5669"/>
-          </w:tcPr>
-          <w:p>
-            <w:r/>
-            <w:r>
-              <w:rPr>
-                <w:rFonts w:ascii="Yu Gothic" w:hAnsi="Yu Gothic" w:eastAsia="游ゴシック"/>
-                <w:b w:val="0"/>
-                <w:sz w:val="19"/>
-              </w:rPr>
-              <w:t>DXの考え方、デジタル技術の全体像（IoT・AI・クラウド）、他社事例、自社のDXテーマを考えるワーク</w:t>
-            </w:r>
-          </w:p>
-        </w:tc>
-      </w:tr>
-      <w:tr>
-        <w:tc>
-          <w:tcPr>
-            <w:tcW w:type="dxa" w:w="2551"/>
+            <w:tcW w:type="dxa" w:w="2721"/>
           </w:tcPr>
           <w:p>
             <w:r/>
@@ -171,7 +121,7 @@
         </w:tc>
         <w:tc>
           <w:tcPr>
-            <w:tcW w:type="dxa" w:w="5669"/>
+            <w:tcW w:type="dxa" w:w="5499"/>
           </w:tcPr>
           <w:p>
             <w:r/>
@@ -181,7 +131,7 @@
                 <w:b w:val="0"/>
                 <w:sz w:val="19"/>
               </w:rPr>
-              <w:t>生成AIの仕組みと限界、情報漏えいを防ぐ入力ルール、ファクトチェック、業務での活用演習</w:t>
+              <w:t>生成AIの仕組みと限界、入力してよい情報の判断とマスキング、ファクトチェック、社内ガイドラインの読み解き</w:t>
             </w:r>
           </w:p>
         </w:tc>
@@ -189,7 +139,157 @@
       <w:tr>
         <w:tc>
           <w:tcPr>
-            <w:tcW w:type="dxa" w:w="2551"/>
+            <w:tcW w:type="dxa" w:w="2721"/>
+          </w:tcPr>
+          <w:p>
+            <w:r/>
+            <w:r>
+              <w:rPr>
+                <w:rFonts w:ascii="Yu Gothic" w:hAnsi="Yu Gothic" w:eastAsia="游ゴシック"/>
+                <w:b w:val="0"/>
+                <w:sz w:val="19"/>
+              </w:rPr>
+              <w:t>営業のための生成AI実践</w:t>
+            </w:r>
+          </w:p>
+        </w:tc>
+        <w:tc>
+          <w:tcPr>
+            <w:tcW w:type="dxa" w:w="1247"/>
+          </w:tcPr>
+          <w:p>
+            <w:r/>
+            <w:r>
+              <w:rPr>
+                <w:rFonts w:ascii="Yu Gothic" w:hAnsi="Yu Gothic" w:eastAsia="游ゴシック"/>
+                <w:b w:val="0"/>
+                <w:sz w:val="19"/>
+              </w:rPr>
+              <w:t>1日</w:t>
+            </w:r>
+          </w:p>
+        </w:tc>
+        <w:tc>
+          <w:tcPr>
+            <w:tcW w:type="dxa" w:w="5499"/>
+          </w:tcPr>
+          <w:p>
+            <w:r/>
+            <w:r>
+              <w:rPr>
+                <w:rFonts w:ascii="Yu Gothic" w:hAnsi="Yu Gothic" w:eastAsia="游ゴシック"/>
+                <w:b w:val="0"/>
+                <w:sz w:val="19"/>
+              </w:rPr>
+              <w:t>顧客調査・ヒアリング準備・議事録・メール・提案書作成を生成AIで行う演習（業務課題持ち込み対応）</w:t>
+            </w:r>
+          </w:p>
+        </w:tc>
+      </w:tr>
+      <w:tr>
+        <w:tc>
+          <w:tcPr>
+            <w:tcW w:type="dxa" w:w="2721"/>
+          </w:tcPr>
+          <w:p>
+            <w:r/>
+            <w:r>
+              <w:rPr>
+                <w:rFonts w:ascii="Yu Gothic" w:hAnsi="Yu Gothic" w:eastAsia="游ゴシック"/>
+                <w:b w:val="0"/>
+                <w:sz w:val="19"/>
+              </w:rPr>
+              <w:t>Copilot × Office 活用</w:t>
+            </w:r>
+          </w:p>
+        </w:tc>
+        <w:tc>
+          <w:tcPr>
+            <w:tcW w:type="dxa" w:w="1247"/>
+          </w:tcPr>
+          <w:p>
+            <w:r/>
+            <w:r>
+              <w:rPr>
+                <w:rFonts w:ascii="Yu Gothic" w:hAnsi="Yu Gothic" w:eastAsia="游ゴシック"/>
+                <w:b w:val="0"/>
+                <w:sz w:val="19"/>
+              </w:rPr>
+              <w:t>1日</w:t>
+            </w:r>
+          </w:p>
+        </w:tc>
+        <w:tc>
+          <w:tcPr>
+            <w:tcW w:type="dxa" w:w="5499"/>
+          </w:tcPr>
+          <w:p>
+            <w:r/>
+            <w:r>
+              <w:rPr>
+                <w:rFonts w:ascii="Yu Gothic" w:hAnsi="Yu Gothic" w:eastAsia="游ゴシック"/>
+                <w:b w:val="0"/>
+                <w:sz w:val="19"/>
+              </w:rPr>
+              <w:t>Word・Excel・PowerPoint・Outlook での Copilot の使い方と、業務での活用演習</w:t>
+            </w:r>
+          </w:p>
+        </w:tc>
+      </w:tr>
+      <w:tr>
+        <w:tc>
+          <w:tcPr>
+            <w:tcW w:type="dxa" w:w="2721"/>
+          </w:tcPr>
+          <w:p>
+            <w:r/>
+            <w:r>
+              <w:rPr>
+                <w:rFonts w:ascii="Yu Gothic" w:hAnsi="Yu Gothic" w:eastAsia="游ゴシック"/>
+                <w:b w:val="0"/>
+                <w:sz w:val="19"/>
+              </w:rPr>
+              <w:t>プロンプトテンプレート作成ワークショップ</w:t>
+            </w:r>
+          </w:p>
+        </w:tc>
+        <w:tc>
+          <w:tcPr>
+            <w:tcW w:type="dxa" w:w="1247"/>
+          </w:tcPr>
+          <w:p>
+            <w:r/>
+            <w:r>
+              <w:rPr>
+                <w:rFonts w:ascii="Yu Gothic" w:hAnsi="Yu Gothic" w:eastAsia="游ゴシック"/>
+                <w:b w:val="0"/>
+                <w:sz w:val="19"/>
+              </w:rPr>
+              <w:t>0.5日</w:t>
+            </w:r>
+          </w:p>
+        </w:tc>
+        <w:tc>
+          <w:tcPr>
+            <w:tcW w:type="dxa" w:w="5499"/>
+          </w:tcPr>
+          <w:p>
+            <w:r/>
+            <w:r>
+              <w:rPr>
+                <w:rFonts w:ascii="Yu Gothic" w:hAnsi="Yu Gothic" w:eastAsia="游ゴシック"/>
+                <w:b w:val="0"/>
+                <w:sz w:val="19"/>
+              </w:rPr>
+              <w:t>自分の業務の定型作業を洗い出し、チームで使えるプロンプトテンプレートを作成</w:t>
+            </w:r>
+          </w:p>
+        </w:tc>
+      </w:tr>
+      <w:tr>
+        <w:tc>
+          <w:tcPr>
+            <w:tcW w:type="dxa" w:w="2721"/>
           </w:tcPr>
           <w:p>
             <w:r/>
@@ -221,7 +321,7 @@
         </w:tc>
         <w:tc>
           <w:tcPr>
-            <w:tcW w:type="dxa" w:w="5669"/>
+            <w:tcW w:type="dxa" w:w="5499"/>
           </w:tcPr>
           <w:p>
             <w:r/>
@@ -239,7 +339,7 @@
       <w:tr>
         <w:tc>
           <w:tcPr>
-            <w:tcW w:type="dxa" w:w="2551"/>
+            <w:tcW w:type="dxa" w:w="2721"/>
           </w:tcPr>
           <w:p>
             <w:r/>
@@ -249,7 +349,7 @@
                 <w:b w:val="0"/>
                 <w:sz w:val="19"/>
               </w:rPr>
-              <w:t>品質データ分析実践</w:t>
+              <w:t>提案型営業スキル</w:t>
             </w:r>
           </w:p>
         </w:tc>
@@ -271,7 +371,7 @@
         </w:tc>
         <w:tc>
           <w:tcPr>
-            <w:tcW w:type="dxa" w:w="5669"/>
+            <w:tcW w:type="dxa" w:w="5499"/>
           </w:tcPr>
           <w:p>
             <w:r/>
@@ -281,157 +381,7 @@
                 <w:b w:val="0"/>
                 <w:sz w:val="19"/>
               </w:rPr>
-              <w:t>パレート図・ヒストグラム・管理図、層別と要因分析、不良率の改善テーマ設定（現場課題持ち込み対応）</w:t>
-            </w:r>
-          </w:p>
-        </w:tc>
-      </w:tr>
-      <w:tr>
-        <w:tc>
-          <w:tcPr>
-            <w:tcW w:type="dxa" w:w="2551"/>
-          </w:tcPr>
-          <w:p>
-            <w:r/>
-            <w:r>
-              <w:rPr>
-                <w:rFonts w:ascii="Yu Gothic" w:hAnsi="Yu Gothic" w:eastAsia="游ゴシック"/>
-                <w:b w:val="0"/>
-                <w:sz w:val="19"/>
-              </w:rPr>
-              <w:t>IoT・設備データ活用入門</w:t>
-            </w:r>
-          </w:p>
-        </w:tc>
-        <w:tc>
-          <w:tcPr>
-            <w:tcW w:type="dxa" w:w="1247"/>
-          </w:tcPr>
-          <w:p>
-            <w:r/>
-            <w:r>
-              <w:rPr>
-                <w:rFonts w:ascii="Yu Gothic" w:hAnsi="Yu Gothic" w:eastAsia="游ゴシック"/>
-                <w:b w:val="0"/>
-                <w:sz w:val="19"/>
-              </w:rPr>
-              <w:t>1日</w:t>
-            </w:r>
-          </w:p>
-        </w:tc>
-        <w:tc>
-          <w:tcPr>
-            <w:tcW w:type="dxa" w:w="5669"/>
-          </w:tcPr>
-          <w:p>
-            <w:r/>
-            <w:r>
-              <w:rPr>
-                <w:rFonts w:ascii="Yu Gothic" w:hAnsi="Yu Gothic" w:eastAsia="游ゴシック"/>
-                <w:b w:val="0"/>
-                <w:sz w:val="19"/>
-              </w:rPr>
-              <w:t>設備データの種類と収集、稼働率分析、予知保全の考え方</w:t>
-            </w:r>
-          </w:p>
-        </w:tc>
-      </w:tr>
-      <w:tr>
-        <w:tc>
-          <w:tcPr>
-            <w:tcW w:type="dxa" w:w="2551"/>
-          </w:tcPr>
-          <w:p>
-            <w:r/>
-            <w:r>
-              <w:rPr>
-                <w:rFonts w:ascii="Yu Gothic" w:hAnsi="Yu Gothic" w:eastAsia="游ゴシック"/>
-                <w:b w:val="0"/>
-                <w:sz w:val="19"/>
-              </w:rPr>
-              <w:t>業務改善×デジタル</w:t>
-            </w:r>
-          </w:p>
-        </w:tc>
-        <w:tc>
-          <w:tcPr>
-            <w:tcW w:type="dxa" w:w="1247"/>
-          </w:tcPr>
-          <w:p>
-            <w:r/>
-            <w:r>
-              <w:rPr>
-                <w:rFonts w:ascii="Yu Gothic" w:hAnsi="Yu Gothic" w:eastAsia="游ゴシック"/>
-                <w:b w:val="0"/>
-                <w:sz w:val="19"/>
-              </w:rPr>
-              <w:t>1日</w:t>
-            </w:r>
-          </w:p>
-        </w:tc>
-        <w:tc>
-          <w:tcPr>
-            <w:tcW w:type="dxa" w:w="5669"/>
-          </w:tcPr>
-          <w:p>
-            <w:r/>
-            <w:r>
-              <w:rPr>
-                <w:rFonts w:ascii="Yu Gothic" w:hAnsi="Yu Gothic" w:eastAsia="游ゴシック"/>
-                <w:b w:val="0"/>
-                <w:sz w:val="19"/>
-              </w:rPr>
-              <w:t>業務フローの可視化、ムダの発見、デジタルツールによる改善策の立案</w:t>
-            </w:r>
-          </w:p>
-        </w:tc>
-      </w:tr>
-      <w:tr>
-        <w:tc>
-          <w:tcPr>
-            <w:tcW w:type="dxa" w:w="2551"/>
-          </w:tcPr>
-          <w:p>
-            <w:r/>
-            <w:r>
-              <w:rPr>
-                <w:rFonts w:ascii="Yu Gothic" w:hAnsi="Yu Gothic" w:eastAsia="游ゴシック"/>
-                <w:b w:val="0"/>
-                <w:sz w:val="19"/>
-              </w:rPr>
-              <w:t>Python入門</w:t>
-            </w:r>
-          </w:p>
-        </w:tc>
-        <w:tc>
-          <w:tcPr>
-            <w:tcW w:type="dxa" w:w="1247"/>
-          </w:tcPr>
-          <w:p>
-            <w:r/>
-            <w:r>
-              <w:rPr>
-                <w:rFonts w:ascii="Yu Gothic" w:hAnsi="Yu Gothic" w:eastAsia="游ゴシック"/>
-                <w:b w:val="0"/>
-                <w:sz w:val="19"/>
-              </w:rPr>
-              <w:t>2日</w:t>
-            </w:r>
-          </w:p>
-        </w:tc>
-        <w:tc>
-          <w:tcPr>
-            <w:tcW w:type="dxa" w:w="5669"/>
-          </w:tcPr>
-          <w:p>
-            <w:r/>
-            <w:r>
-              <w:rPr>
-                <w:rFonts w:ascii="Yu Gothic" w:hAnsi="Yu Gothic" w:eastAsia="游ゴシック"/>
-                <w:b w:val="0"/>
-                <w:sz w:val="19"/>
-              </w:rPr>
-              <w:t>Pythonの基本文法、pandasによるデータ処理、グラフ作成</w:t>
+              <w:t>顧客課題の仮説づくり、ヒアリング、提案ストーリーの組み立て</w:t>
             </w:r>
           </w:p>
         </w:tc>
@@ -459,14 +409,14 @@
           <w:rFonts w:ascii="Yu Gothic" w:hAnsi="Yu Gothic" w:eastAsia="游ゴシック"/>
           <w:b/>
         </w:rPr>
-        <w:t>現場課題持ち込み型</w:t>
+        <w:t>業務課題持ち込み型</w:t>
       </w:r>
       <w:r>
         <w:rPr>
           <w:rFonts w:ascii="Yu Gothic" w:hAnsi="Yu Gothic" w:eastAsia="游ゴシック"/>
           <w:b w:val="0"/>
         </w:rPr>
-        <w:t>：受講者が自職場の課題・データを持ち込み、講師が個別に助言しながら演習する（研修カスタマイズ費が必要）</w:t>
+        <w:t>：受講者が自分の業務の題材（架空データに置き換えたもの）を持ち込み、講師が個別に助言しながら演習する（研修カスタマイズ費が必要）</w:t>
       </w:r>
     </w:p>
     <w:p>
@@ -478,14 +428,14 @@
           <w:rFonts w:ascii="Yu Gothic" w:hAnsi="Yu Gothic" w:eastAsia="游ゴシック"/>
           <w:b/>
         </w:rPr>
-        <w:t>ハイブリッド型</w:t>
+        <w:t>事後フォローアップ</w:t>
       </w:r>
       <w:r>
         <w:rPr>
           <w:rFonts w:ascii="Yu Gothic" w:hAnsi="Yu Gothic" w:eastAsia="游ゴシック"/>
           <w:b w:val="0"/>
         </w:rPr>
-        <w:t>：知識パートはオンライン、演習パートは集合で実施</w:t>
+        <w:t>：研修1か月後にオンラインで活用状況を共有し、うまくいった使い方をチームに広げる（上長の参加を推奨）</w:t>
       </w:r>
     </w:p>
     <w:p>
@@ -497,14 +447,14 @@
           <w:rFonts w:ascii="Yu Gothic" w:hAnsi="Yu Gothic" w:eastAsia="游ゴシック"/>
           <w:b/>
         </w:rPr>
-        <w:t>効果測定フォローアップ</w:t>
+        <w:t>アシスタント講師</w:t>
       </w:r>
       <w:r>
         <w:rPr>
           <w:rFonts w:ascii="Yu Gothic" w:hAnsi="Yu Gothic" w:eastAsia="游ゴシック"/>
           <w:b w:val="0"/>
         </w:rPr>
-        <w:t>：受講3か月後に成果発表会を開催し、部門長にも参加いただく</w:t>
+        <w:t>：演習中に受講者の画面を個別に支援する講師を追加する</w:t>
       </w:r>
     </w:p>
     <w:sectPr>
